--- a/P1-Conteudos/Atividades/Atividade-Aula04/Arthur-Folha de Apoio em Tabela.docx
+++ b/P1-Conteudos/Atividades/Atividade-Aula04/Arthur-Folha de Apoio em Tabela.docx
@@ -1259,8 +1259,6 @@
       <w:r>
         <w:t>Decisões</w:t>
       </w:r>
-      <w:bookmarkStart w:id="1" w:name="_GoBack"/>
-      <w:bookmarkEnd w:id="1"/>
     </w:p>
     <w:tbl>
       <w:tblPr>
@@ -2282,6 +2280,46 @@
           <w:bCs/>
         </w:rPr>
       </w:pPr>
+    </w:p>
+    <w:p>
+      <w:pPr>
+        <w:rPr>
+          <w:b/>
+          <w:bCs/>
+        </w:rPr>
+      </w:pPr>
+    </w:p>
+    <w:p>
+      <w:pPr>
+        <w:rPr>
+          <w:b/>
+          <w:bCs/>
+        </w:rPr>
+      </w:pPr>
+      <w:r>
+        <w:rPr>
+          <w:b/>
+          <w:bCs/>
+        </w:rPr>
+        <w:t xml:space="preserve">CRIAÇÃO VISUAL: </w:t>
+      </w:r>
+    </w:p>
+    <w:p>
+      <w:pPr>
+        <w:rPr>
+          <w:b/>
+          <w:bCs/>
+        </w:rPr>
+      </w:pPr>
+      <w:r>
+        <w:rPr>
+          <w:b/>
+          <w:bCs/>
+        </w:rPr>
+        <w:t>https://arthuraugusto10.github.io/UX/</w:t>
+      </w:r>
+      <w:bookmarkStart w:id="1" w:name="_GoBack"/>
+      <w:bookmarkEnd w:id="1"/>
     </w:p>
     <w:p>
       <w:pPr>
@@ -2615,7 +2653,7 @@
               <v:shape id="_x0000_i1025" type="#_x0000_t75" style="width:88.5pt;height:42.75pt">
                 <v:imagedata r:id="rId1" o:title=""/>
               </v:shape>
-              <o:OLEObject Type="Embed" ProgID="PBrush" ShapeID="_x0000_i1025" DrawAspect="Content" ObjectID="_1834254839" r:id="rId2"/>
+              <o:OLEObject Type="Embed" ProgID="PBrush" ShapeID="_x0000_i1025" DrawAspect="Content" ObjectID="_1834255945" r:id="rId2"/>
             </w:object>
           </w:r>
         </w:p>
